--- a/Evidence/HybridCache_Validation_Test_Report.docx
+++ b/Evidence/HybridCache_Validation_Test_Report.docx
@@ -19,39 +19,8 @@
           <w:sz w:val="36"/>
           <w:szCs w:val="36"/>
         </w:rPr>
-        <w:t xml:space="preserve">[Validation] </w:t>
+        <w:t>[Validation] CacheView backed by HybridCache</w:t>
       </w:r>
-      <w:proofErr w:type="spellStart"/>
-      <w:r>
-        <w:rPr>
-          <w:b/>
-          <w:bCs/>
-          <w:sz w:val="36"/>
-          <w:szCs w:val="36"/>
-        </w:rPr>
-        <w:t>CacheView</w:t>
-      </w:r>
-      <w:proofErr w:type="spellEnd"/>
-      <w:r>
-        <w:rPr>
-          <w:b/>
-          <w:bCs/>
-          <w:sz w:val="36"/>
-          <w:szCs w:val="36"/>
-        </w:rPr>
-        <w:t xml:space="preserve"> backed by </w:t>
-      </w:r>
-      <w:proofErr w:type="spellStart"/>
-      <w:r>
-        <w:rPr>
-          <w:b/>
-          <w:bCs/>
-          <w:sz w:val="36"/>
-          <w:szCs w:val="36"/>
-        </w:rPr>
-        <w:t>HybridCache</w:t>
-      </w:r>
-      <w:proofErr w:type="spellEnd"/>
     </w:p>
     <w:p>
       <w:r>
@@ -146,15 +115,7 @@
         </w:numPr>
       </w:pPr>
       <w:r>
-        <w:t xml:space="preserve">Browser: </w:t>
-      </w:r>
-      <w:proofErr w:type="gramStart"/>
-      <w:r>
-        <w:t>Chrome(</w:t>
-      </w:r>
-      <w:proofErr w:type="gramEnd"/>
-      <w:r>
-        <w:t xml:space="preserve">Version: </w:t>
+        <w:t xml:space="preserve">Browser: Chrome(Version: </w:t>
       </w:r>
       <w:r>
         <w:t>153.0.8010.48 (Official Build) (64-bit)</w:t>
@@ -193,7 +154,7 @@
         <w:t xml:space="preserve">Commit Hash- </w:t>
       </w:r>
       <w:r>
-        <w:t>2761fbc9d1e312ab336f69f9543b615aca94caeb</w:t>
+        <w:t>8edfe6f57bc4e1f691634e2dbe504a679475f772</w:t>
       </w:r>
     </w:p>
     <w:p>
@@ -203,13 +164,8 @@
           <w:numId w:val="1"/>
         </w:numPr>
       </w:pPr>
-      <w:proofErr w:type="gramStart"/>
       <w:r>
-        <w:t>Evidences</w:t>
-      </w:r>
-      <w:proofErr w:type="gramEnd"/>
-      <w:r>
-        <w:t xml:space="preserve">- </w:t>
+        <w:t xml:space="preserve">Evidences- </w:t>
       </w:r>
       <w:hyperlink r:id="rId7" w:history="1">
         <w:r>
@@ -502,35 +458,43 @@
               <w:rPr>
                 <w:rFonts w:cs="Calibri"/>
               </w:rPr>
-              <w:t xml:space="preserve">- Instance A created the entry; Instance B displayed the same </w:t>
-            </w:r>
-            <w:proofErr w:type="spellStart"/>
-            <w:r>
-              <w:rPr>
-                <w:rFonts w:cs="Calibri"/>
-              </w:rPr>
-              <w:t>Guid</w:t>
-            </w:r>
-            <w:proofErr w:type="spellEnd"/>
-            <w:r>
-              <w:rPr>
-                <w:rFonts w:cs="Calibri"/>
-              </w:rPr>
-              <w:t xml:space="preserve"> and Initialized UTC without a new </w:t>
-            </w:r>
-            <w:proofErr w:type="spellStart"/>
-            <w:r>
-              <w:rPr>
-                <w:rFonts w:cs="Calibri"/>
-              </w:rPr>
-              <w:t>CachedGuid</w:t>
-            </w:r>
-            <w:proofErr w:type="spellEnd"/>
-            <w:r>
-              <w:rPr>
-                <w:rFonts w:cs="Calibri"/>
-              </w:rPr>
-              <w:t xml:space="preserve"> initialized log.</w:t>
+              <w:t>- Instance A created the entry; Instance B displayed the same Guid and Initialized UTC without a new CachedGuid initialized log.</w:t>
+            </w:r>
+            <w:r>
+              <w:rPr>
+                <w:rFonts w:cs="Calibri"/>
+              </w:rPr>
+              <w:br/>
+            </w:r>
+            <w:r>
+              <w:rPr>
+                <w:rFonts w:cs="Calibri"/>
+              </w:rPr>
+              <w:br/>
+            </w:r>
+            <w:r>
+              <w:rPr>
+                <w:b/>
+                <w:bCs/>
+              </w:rPr>
+              <w:t>Proxy remediation:</w:t>
+            </w:r>
+            <w:r>
+              <w:t xml:space="preserve"> </w:t>
+            </w:r>
+            <w:r>
+              <w:br/>
+            </w:r>
+            <w:r>
+              <w:rPr>
+                <w:b/>
+                <w:bCs/>
+              </w:rPr>
+              <w:lastRenderedPageBreak/>
+              <w:t>Pass-</w:t>
+            </w:r>
+            <w:r>
+              <w:t xml:space="preserve"> Requests through localhost:8080 were served by Instance-B then Instance-A with the same Guid. Only Instance-B logged CachedGuid initialized; Instance-A reused the distributed entry without rendering the cached child.</w:t>
             </w:r>
           </w:p>
         </w:tc>
@@ -556,21 +520,8 @@
               <w:rPr>
                 <w:rFonts w:cs="Calibri"/>
               </w:rPr>
-              <w:t xml:space="preserve">A and B show the same </w:t>
-            </w:r>
-            <w:proofErr w:type="spellStart"/>
-            <w:r>
-              <w:rPr>
-                <w:rFonts w:cs="Calibri"/>
-              </w:rPr>
-              <w:t>Guid</w:t>
-            </w:r>
-            <w:proofErr w:type="spellEnd"/>
-            <w:r>
-              <w:rPr>
-                <w:rFonts w:cs="Calibri"/>
-              </w:rPr>
-              <w:t>. B does not initialize the child because it retrieves A's Redis-backed entry.</w:t>
+              <w:lastRenderedPageBreak/>
+              <w:t>A and B show the same Guid. B does not initialize the child because it retrieves A's Redis-backed entry.</w:t>
             </w:r>
           </w:p>
         </w:tc>
@@ -598,7 +549,6 @@
               <w:rPr>
                 <w:rFonts w:cs="Calibri"/>
               </w:rPr>
-              <w:lastRenderedPageBreak/>
               <w:t>TC-02</w:t>
             </w:r>
           </w:p>
@@ -621,19 +571,11 @@
             <w:hideMark/>
           </w:tcPr>
           <w:p>
-            <w:proofErr w:type="gramStart"/>
-            <w:r>
-              <w:rPr>
-                <w:rFonts w:cs="Calibri"/>
-              </w:rPr>
-              <w:t>Verify</w:t>
-            </w:r>
-            <w:proofErr w:type="gramEnd"/>
-            <w:r>
-              <w:rPr>
-                <w:rFonts w:cs="Calibri"/>
-              </w:rPr>
-              <w:t xml:space="preserve"> a restarted process gets an unexpired entry from Redis.</w:t>
+            <w:r>
+              <w:rPr>
+                <w:rFonts w:cs="Calibri"/>
+              </w:rPr>
+              <w:t>Verify a restarted process gets an unexpired entry from Redis.</w:t>
             </w:r>
           </w:p>
         </w:tc>
@@ -660,21 +602,7 @@
               <w:rPr>
                 <w:rFonts w:cs="Calibri"/>
               </w:rPr>
-              <w:t xml:space="preserve">- After Instance A restarted, it reused the unexpired Redis-backed entry. </w:t>
-            </w:r>
-            <w:proofErr w:type="spellStart"/>
-            <w:r>
-              <w:rPr>
-                <w:rFonts w:cs="Calibri"/>
-              </w:rPr>
-              <w:t>Guid</w:t>
-            </w:r>
-            <w:proofErr w:type="spellEnd"/>
-            <w:r>
-              <w:rPr>
-                <w:rFonts w:cs="Calibri"/>
-              </w:rPr>
-              <w:t>/timestamp stayed unchanged and no new child initialization occurred.</w:t>
+              <w:t>- After Instance A restarted, it reused the unexpired Redis-backed entry. Guid/timestamp stayed unchanged and no new child initialization occurred.</w:t>
             </w:r>
           </w:p>
         </w:tc>
@@ -700,35 +628,7 @@
               <w:rPr>
                 <w:rFonts w:cs="Calibri"/>
               </w:rPr>
-              <w:t xml:space="preserve">The </w:t>
-            </w:r>
-            <w:proofErr w:type="spellStart"/>
-            <w:r>
-              <w:rPr>
-                <w:rFonts w:cs="Calibri"/>
-              </w:rPr>
-              <w:t>Guid</w:t>
-            </w:r>
-            <w:proofErr w:type="spellEnd"/>
-            <w:r>
-              <w:rPr>
-                <w:rFonts w:cs="Calibri"/>
-              </w:rPr>
-              <w:t xml:space="preserve"> is unchanged. After restart, A has no new </w:t>
-            </w:r>
-            <w:proofErr w:type="spellStart"/>
-            <w:r>
-              <w:rPr>
-                <w:rFonts w:cs="Calibri"/>
-              </w:rPr>
-              <w:t>CachedGuid</w:t>
-            </w:r>
-            <w:proofErr w:type="spellEnd"/>
-            <w:r>
-              <w:rPr>
-                <w:rFonts w:cs="Calibri"/>
-              </w:rPr>
-              <w:t xml:space="preserve"> initialized entry for the reload.</w:t>
+              <w:t>The Guid is unchanged. After restart, A has no new CachedGuid initialized entry for the reload.</w:t>
             </w:r>
           </w:p>
         </w:tc>
@@ -835,21 +735,7 @@
               <w:rPr>
                 <w:rFonts w:cs="Calibri"/>
               </w:rPr>
-              <w:t xml:space="preserve">Exactly one </w:t>
-            </w:r>
-            <w:proofErr w:type="spellStart"/>
-            <w:r>
-              <w:rPr>
-                <w:rFonts w:cs="Calibri"/>
-              </w:rPr>
-              <w:t>cold</w:t>
-            </w:r>
-            <w:proofErr w:type="spellEnd"/>
-            <w:r>
-              <w:rPr>
-                <w:rFonts w:cs="Calibri"/>
-              </w:rPr>
-              <w:t xml:space="preserve"> render is expected while the entry is unexpired: the original A warm-up. Each restart reuses Redis output.</w:t>
+              <w:t>Exactly one cold render is expected while the entry is unexpired: the original A warm-up. Each restart reuses Redis output.</w:t>
             </w:r>
           </w:p>
         </w:tc>
@@ -918,6 +804,11 @@
             </w:tcBorders>
           </w:tcPr>
           <w:p>
+            <w:pPr>
+              <w:rPr>
+                <w:rFonts w:cs="Calibri"/>
+              </w:rPr>
+            </w:pPr>
             <w:r>
               <w:rPr>
                 <w:rFonts w:cs="Calibri"/>
@@ -930,63 +821,30 @@
               <w:rPr>
                 <w:rFonts w:cs="Calibri"/>
               </w:rPr>
-              <w:t>- /sliding produced the expected </w:t>
-            </w:r>
-            <w:proofErr w:type="spellStart"/>
-            <w:r>
-              <w:rPr>
-                <w:rFonts w:cs="Calibri"/>
-              </w:rPr>
-              <w:t>NotSupportedException</w:t>
-            </w:r>
-            <w:proofErr w:type="spellEnd"/>
-            <w:r>
-              <w:rPr>
-                <w:rFonts w:cs="Calibri"/>
-              </w:rPr>
-              <w:t xml:space="preserve">, explaining that </w:t>
-            </w:r>
-            <w:proofErr w:type="spellStart"/>
-            <w:r>
-              <w:rPr>
-                <w:rFonts w:cs="Calibri"/>
-              </w:rPr>
-              <w:t>HybridCache</w:t>
-            </w:r>
-            <w:proofErr w:type="spellEnd"/>
-            <w:r>
-              <w:rPr>
-                <w:rFonts w:cs="Calibri"/>
-              </w:rPr>
-              <w:t xml:space="preserve">-backed </w:t>
-            </w:r>
-            <w:proofErr w:type="spellStart"/>
-            <w:r>
-              <w:rPr>
-                <w:rFonts w:cs="Calibri"/>
-              </w:rPr>
-              <w:t>CacheView</w:t>
-            </w:r>
-            <w:proofErr w:type="spellEnd"/>
-            <w:r>
-              <w:rPr>
-                <w:rFonts w:cs="Calibri"/>
-              </w:rPr>
-              <w:t xml:space="preserve"> does not support </w:t>
-            </w:r>
-            <w:proofErr w:type="spellStart"/>
-            <w:r>
-              <w:rPr>
-                <w:rFonts w:cs="Calibri"/>
-              </w:rPr>
-              <w:t>ExpiresSliding</w:t>
-            </w:r>
-            <w:proofErr w:type="spellEnd"/>
-            <w:r>
-              <w:rPr>
-                <w:rFonts w:cs="Calibri"/>
-              </w:rPr>
-              <w:t>.</w:t>
+              <w:t>- /sliding produced the expected NotSupportedException, explaining that HybridCache-backed CacheView does not support ExpiresSliding.</w:t>
+            </w:r>
+          </w:p>
+          <w:p>
+            <w:pPr>
+              <w:rPr>
+                <w:rFonts w:cs="Calibri"/>
+              </w:rPr>
+            </w:pPr>
+          </w:p>
+          <w:p>
+            <w:r>
+              <w:rPr>
+                <w:b/>
+                <w:bCs/>
+              </w:rPr>
+              <w:t>Passed.</w:t>
+            </w:r>
+            <w:r>
+              <w:t xml:space="preserve"> With HybridCache registered, </w:t>
+            </w:r>
+            <w:r>
+              <w:lastRenderedPageBreak/>
+              <w:t>browsing http://localhost:5101/sliding produced System.NotSupportedException: CacheView.ExpiresSliding is not supported when the cache view store uses HybridCache. Use ExpiresAfter or ExpiresOn for absolute expiration. The browser exception page and server stack trace confirm the documented diagnostic.</w:t>
             </w:r>
           </w:p>
         </w:tc>
@@ -1012,49 +870,8 @@
               <w:rPr>
                 <w:rFonts w:cs="Calibri"/>
               </w:rPr>
-              <w:t>Rendering throws </w:t>
-            </w:r>
-            <w:proofErr w:type="spellStart"/>
-            <w:r>
-              <w:rPr>
-                <w:rFonts w:cs="Calibri"/>
-              </w:rPr>
-              <w:t>NotSupportedException</w:t>
-            </w:r>
-            <w:proofErr w:type="spellEnd"/>
-            <w:r>
-              <w:rPr>
-                <w:rFonts w:cs="Calibri"/>
-              </w:rPr>
-              <w:t>; its message names the sliding option and directs the developer to </w:t>
-            </w:r>
-            <w:proofErr w:type="spellStart"/>
-            <w:r>
-              <w:rPr>
-                <w:rFonts w:cs="Calibri"/>
-              </w:rPr>
-              <w:t>ExpiresAfter</w:t>
-            </w:r>
-            <w:proofErr w:type="spellEnd"/>
-            <w:r>
-              <w:rPr>
-                <w:rFonts w:cs="Calibri"/>
-              </w:rPr>
-              <w:t> and/or </w:t>
-            </w:r>
-            <w:proofErr w:type="spellStart"/>
-            <w:r>
-              <w:rPr>
-                <w:rFonts w:cs="Calibri"/>
-              </w:rPr>
-              <w:t>ExpiresOn</w:t>
-            </w:r>
-            <w:proofErr w:type="spellEnd"/>
-            <w:r>
-              <w:rPr>
-                <w:rFonts w:cs="Calibri"/>
-              </w:rPr>
-              <w:t>.</w:t>
+              <w:lastRenderedPageBreak/>
+              <w:t>Rendering throws NotSupportedException; its message names the sliding option and directs the developer to ExpiresAfter and/or ExpiresOn.</w:t>
             </w:r>
           </w:p>
         </w:tc>
@@ -1108,21 +925,7 @@
               <w:rPr>
                 <w:rFonts w:cs="Calibri"/>
               </w:rPr>
-              <w:t>Verify </w:t>
-            </w:r>
-            <w:proofErr w:type="spellStart"/>
-            <w:r>
-              <w:rPr>
-                <w:rFonts w:cs="Calibri"/>
-              </w:rPr>
-              <w:t>ExpiresAfter</w:t>
-            </w:r>
-            <w:proofErr w:type="spellEnd"/>
-            <w:r>
-              <w:rPr>
-                <w:rFonts w:cs="Calibri"/>
-              </w:rPr>
-              <w:t>=20 seconds works as an absolute lifetime.</w:t>
+              <w:t>Verify ExpiresAfter=20 seconds works as an absolute lifetime.</w:t>
             </w:r>
           </w:p>
         </w:tc>
@@ -1149,35 +952,29 @@
               <w:rPr>
                 <w:rFonts w:cs="Calibri"/>
               </w:rPr>
-              <w:t xml:space="preserve">- The relative-expiry entry stayed unchanged </w:t>
-            </w:r>
-            <w:proofErr w:type="gramStart"/>
-            <w:r>
-              <w:rPr>
-                <w:rFonts w:cs="Calibri"/>
-              </w:rPr>
-              <w:t>before 20 seconds</w:t>
-            </w:r>
-            <w:proofErr w:type="gramEnd"/>
-            <w:r>
-              <w:rPr>
-                <w:rFonts w:cs="Calibri"/>
-              </w:rPr>
-              <w:t xml:space="preserve"> and was replaced with a new </w:t>
-            </w:r>
-            <w:proofErr w:type="spellStart"/>
-            <w:r>
-              <w:rPr>
-                <w:rFonts w:cs="Calibri"/>
-              </w:rPr>
-              <w:t>Guid</w:t>
-            </w:r>
-            <w:proofErr w:type="spellEnd"/>
-            <w:r>
-              <w:rPr>
-                <w:rFonts w:cs="Calibri"/>
-              </w:rPr>
-              <w:t xml:space="preserve"> after the 20-second lifetime elapsed.</w:t>
+              <w:t>- The relative-expiry entry stayed unchanged before 20 seconds and was replaced with a new Guid after the 20-second lifetime elapsed.</w:t>
+            </w:r>
+            <w:r>
+              <w:rPr>
+                <w:rFonts w:cs="Calibri"/>
+              </w:rPr>
+              <w:br/>
+            </w:r>
+            <w:r>
+              <w:rPr>
+                <w:rFonts w:cs="Calibri"/>
+              </w:rPr>
+              <w:br/>
+            </w:r>
+            <w:r>
+              <w:rPr>
+                <w:b/>
+                <w:bCs/>
+              </w:rPr>
+              <w:t>Passed</w:t>
+            </w:r>
+            <w:r>
+              <w:t xml:space="preserve"> With HybridCache registered, /absolute-expiration used the same CacheView key, child component, and 10-second lifetime as /sliding, substituting ExpiresAfter for ExpiresSliding. The Guid was reused before expiry and replaced after expiry.</w:t>
             </w:r>
           </w:p>
         </w:tc>
@@ -1203,35 +1000,7 @@
               <w:rPr>
                 <w:rFonts w:cs="Calibri"/>
               </w:rPr>
-              <w:t xml:space="preserve">The </w:t>
-            </w:r>
-            <w:proofErr w:type="spellStart"/>
-            <w:r>
-              <w:rPr>
-                <w:rFonts w:cs="Calibri"/>
-              </w:rPr>
-              <w:t>Guid</w:t>
-            </w:r>
-            <w:proofErr w:type="spellEnd"/>
-            <w:r>
-              <w:rPr>
-                <w:rFonts w:cs="Calibri"/>
-              </w:rPr>
-              <w:t xml:space="preserve"> is reused before 20 seconds. The first request after expiration renders a new </w:t>
-            </w:r>
-            <w:proofErr w:type="spellStart"/>
-            <w:r>
-              <w:rPr>
-                <w:rFonts w:cs="Calibri"/>
-              </w:rPr>
-              <w:t>Guid</w:t>
-            </w:r>
-            <w:proofErr w:type="spellEnd"/>
-            <w:r>
-              <w:rPr>
-                <w:rFonts w:cs="Calibri"/>
-              </w:rPr>
-              <w:t xml:space="preserve"> and logs initialization.</w:t>
+              <w:t>The Guid is reused before 20 seconds. The first request after expiration renders a new Guid and logs initialization.</w:t>
             </w:r>
           </w:p>
         </w:tc>
@@ -1259,6 +1028,7 @@
               <w:rPr>
                 <w:rFonts w:cs="Calibri"/>
               </w:rPr>
+              <w:lastRenderedPageBreak/>
               <w:t>TC-06</w:t>
             </w:r>
           </w:p>
@@ -1285,21 +1055,7 @@
               <w:rPr>
                 <w:rFonts w:cs="Calibri"/>
               </w:rPr>
-              <w:t>Verify </w:t>
-            </w:r>
-            <w:proofErr w:type="spellStart"/>
-            <w:r>
-              <w:rPr>
-                <w:rFonts w:cs="Calibri"/>
-              </w:rPr>
-              <w:t>ExpiresOn</w:t>
-            </w:r>
-            <w:proofErr w:type="spellEnd"/>
-            <w:r>
-              <w:rPr>
-                <w:rFonts w:cs="Calibri"/>
-              </w:rPr>
-              <w:t> behavior.</w:t>
+              <w:t>Verify ExpiresOn behavior.</w:t>
             </w:r>
           </w:p>
         </w:tc>
@@ -1326,35 +1082,7 @@
               <w:rPr>
                 <w:rFonts w:cs="Calibri"/>
               </w:rPr>
-              <w:t>- The </w:t>
-            </w:r>
-            <w:proofErr w:type="spellStart"/>
-            <w:r>
-              <w:rPr>
-                <w:rFonts w:cs="Calibri"/>
-              </w:rPr>
-              <w:t>ExpiresOn</w:t>
-            </w:r>
-            <w:proofErr w:type="spellEnd"/>
-            <w:r>
-              <w:rPr>
-                <w:rFonts w:cs="Calibri"/>
-              </w:rPr>
-              <w:t xml:space="preserve"> entry stayed unchanged on the 5-10 second reload, then received a new </w:t>
-            </w:r>
-            <w:proofErr w:type="spellStart"/>
-            <w:r>
-              <w:rPr>
-                <w:rFonts w:cs="Calibri"/>
-              </w:rPr>
-              <w:t>Guid</w:t>
-            </w:r>
-            <w:proofErr w:type="spellEnd"/>
-            <w:r>
-              <w:rPr>
-                <w:rFonts w:cs="Calibri"/>
-              </w:rPr>
-              <w:t xml:space="preserve"> after 52 seconds, beyond its 45-second deadline.</w:t>
+              <w:t>- The ExpiresOn entry stayed unchanged on the 5-10 second reload, then received a new Guid after 52 seconds, beyond its 45-second deadline.</w:t>
             </w:r>
           </w:p>
         </w:tc>
@@ -1380,21 +1108,7 @@
               <w:rPr>
                 <w:rFonts w:cs="Calibri"/>
               </w:rPr>
-              <w:t xml:space="preserve">The clock-expiration </w:t>
-            </w:r>
-            <w:proofErr w:type="spellStart"/>
-            <w:r>
-              <w:rPr>
-                <w:rFonts w:cs="Calibri"/>
-              </w:rPr>
-              <w:t>Guid</w:t>
-            </w:r>
-            <w:proofErr w:type="spellEnd"/>
-            <w:r>
-              <w:rPr>
-                <w:rFonts w:cs="Calibri"/>
-              </w:rPr>
-              <w:t xml:space="preserve"> is reused before expiry and replaced after expiry.</w:t>
+              <w:t>The clock-expiration Guid is reused before expiry and replaced after expiry.</w:t>
             </w:r>
           </w:p>
         </w:tc>
@@ -1422,7 +1136,6 @@
               <w:rPr>
                 <w:rFonts w:cs="Calibri"/>
               </w:rPr>
-              <w:lastRenderedPageBreak/>
               <w:t>TC-07</w:t>
             </w:r>
           </w:p>
@@ -1502,49 +1215,7 @@
               <w:rPr>
                 <w:rFonts w:cs="Calibri"/>
               </w:rPr>
-              <w:t xml:space="preserve">Warm local A </w:t>
-            </w:r>
-            <w:proofErr w:type="gramStart"/>
-            <w:r>
-              <w:rPr>
-                <w:rFonts w:cs="Calibri"/>
-              </w:rPr>
-              <w:t>entry remains</w:t>
-            </w:r>
-            <w:proofErr w:type="gramEnd"/>
-            <w:r>
-              <w:rPr>
-                <w:rFonts w:cs="Calibri"/>
-              </w:rPr>
-              <w:t xml:space="preserve"> usable during outage. A new-key response still reaches the visitor while the failure is logged by the responsible </w:t>
-            </w:r>
-            <w:proofErr w:type="gramStart"/>
-            <w:r>
-              <w:rPr>
-                <w:rFonts w:cs="Calibri"/>
-              </w:rPr>
-              <w:t>layer</w:t>
-            </w:r>
-            <w:proofErr w:type="gramEnd"/>
-            <w:r>
-              <w:rPr>
-                <w:rFonts w:cs="Calibri"/>
-              </w:rPr>
-              <w:t xml:space="preserve">. After recovery, B serves A's newly warmed entry with the same </w:t>
-            </w:r>
-            <w:proofErr w:type="spellStart"/>
-            <w:r>
-              <w:rPr>
-                <w:rFonts w:cs="Calibri"/>
-              </w:rPr>
-              <w:t>Guid</w:t>
-            </w:r>
-            <w:proofErr w:type="spellEnd"/>
-            <w:r>
-              <w:rPr>
-                <w:rFonts w:cs="Calibri"/>
-              </w:rPr>
-              <w:t xml:space="preserve"> and no B initialization.</w:t>
+              <w:t>Warm local A entry remains usable during outage. A new-key response still reaches the visitor while the failure is logged by the responsible layer. After recovery, B serves A's newly warmed entry with the same Guid and no B initialization.</w:t>
             </w:r>
           </w:p>
         </w:tc>
@@ -1625,35 +1296,7 @@
               <w:rPr>
                 <w:rFonts w:cs="Calibri"/>
               </w:rPr>
-              <w:t xml:space="preserve">- The 4 KB response reached the browser while </w:t>
-            </w:r>
-            <w:proofErr w:type="spellStart"/>
-            <w:r>
-              <w:rPr>
-                <w:rFonts w:cs="Calibri"/>
-              </w:rPr>
-              <w:t>HybridCache</w:t>
-            </w:r>
-            <w:proofErr w:type="spellEnd"/>
-            <w:r>
-              <w:rPr>
-                <w:rFonts w:cs="Calibri"/>
-              </w:rPr>
-              <w:t xml:space="preserve"> logged Cache </w:t>
-            </w:r>
-            <w:proofErr w:type="spellStart"/>
-            <w:r>
-              <w:rPr>
-                <w:rFonts w:cs="Calibri"/>
-              </w:rPr>
-              <w:t>MaximumPayloadBytes</w:t>
-            </w:r>
-            <w:proofErr w:type="spellEnd"/>
-            <w:r>
-              <w:rPr>
-                <w:rFonts w:cs="Calibri"/>
-              </w:rPr>
-              <w:t xml:space="preserve"> (1024) exceeded; reload and new-key behavior were recorded.</w:t>
+              <w:t>- The 4 KB response reached the browser while HybridCache logged Cache MaximumPayloadBytes (1024) exceeded; reload and new-key behavior were recorded.</w:t>
             </w:r>
           </w:p>
         </w:tc>
@@ -1762,19 +1405,12 @@
               </w:rPr>
               <w:t xml:space="preserve">A (ORIGINAL) warmed the shared entry. B was configured as CHANGED but served A’s ORIGINAL cached markup with the same </w:t>
             </w:r>
-            <w:proofErr w:type="spellStart"/>
-            <w:r>
-              <w:rPr>
-                <w:rFonts w:cs="Calibri"/>
-              </w:rPr>
-              <w:t>Guid</w:t>
-            </w:r>
-            <w:proofErr w:type="spellEnd"/>
-            <w:r>
-              <w:rPr>
-                <w:rFonts w:cs="Calibri"/>
-              </w:rPr>
-              <w:t>/timestamp and no initialization.</w:t>
+            <w:r>
+              <w:rPr>
+                <w:rFonts w:cs="Calibri"/>
+              </w:rPr>
+              <w:lastRenderedPageBreak/>
+              <w:t>Guid/timestamp and no initialization.</w:t>
             </w:r>
           </w:p>
         </w:tc>
@@ -1800,7 +1436,15 @@
               <w:rPr>
                 <w:rFonts w:cs="Calibri"/>
               </w:rPr>
-              <w:t>Record actual content served by each instance. Do not pre-classify matching or different text as a defect: visible-text changes do not guarantee matching keys, compatible metadata, or a particular rolling-deployment result.</w:t>
+              <w:lastRenderedPageBreak/>
+              <w:t xml:space="preserve">Record actual content served by each instance. Do not pre-classify matching or different text as a defect: visible-text changes do not guarantee matching keys, compatible metadata, or </w:t>
+            </w:r>
+            <w:r>
+              <w:rPr>
+                <w:rFonts w:cs="Calibri"/>
+              </w:rPr>
+              <w:lastRenderedPageBreak/>
+              <w:t>a particular rolling-deployment result.</w:t>
             </w:r>
           </w:p>
         </w:tc>
@@ -1828,6 +1472,7 @@
               <w:rPr>
                 <w:rFonts w:cs="Calibri"/>
               </w:rPr>
+              <w:lastRenderedPageBreak/>
               <w:t>TC-10</w:t>
             </w:r>
           </w:p>
@@ -1881,49 +1526,7 @@
               <w:rPr>
                 <w:rFonts w:cs="Calibri"/>
               </w:rPr>
-              <w:t xml:space="preserve">- Cold A (492.78 </w:t>
-            </w:r>
-            <w:proofErr w:type="spellStart"/>
-            <w:r>
-              <w:rPr>
-                <w:rFonts w:cs="Calibri"/>
-              </w:rPr>
-              <w:t>ms</w:t>
-            </w:r>
-            <w:proofErr w:type="spellEnd"/>
-            <w:r>
-              <w:rPr>
-                <w:rFonts w:cs="Calibri"/>
-              </w:rPr>
-              <w:t xml:space="preserve">), local-primary A (29.32 </w:t>
-            </w:r>
-            <w:proofErr w:type="spellStart"/>
-            <w:r>
-              <w:rPr>
-                <w:rFonts w:cs="Calibri"/>
-              </w:rPr>
-              <w:t>ms</w:t>
-            </w:r>
-            <w:proofErr w:type="spellEnd"/>
-            <w:r>
-              <w:rPr>
-                <w:rFonts w:cs="Calibri"/>
-              </w:rPr>
-              <w:t xml:space="preserve">), and secondary-cache B (364.90 </w:t>
-            </w:r>
-            <w:proofErr w:type="spellStart"/>
-            <w:r>
-              <w:rPr>
-                <w:rFonts w:cs="Calibri"/>
-              </w:rPr>
-              <w:t>ms</w:t>
-            </w:r>
-            <w:proofErr w:type="spellEnd"/>
-            <w:r>
-              <w:rPr>
-                <w:rFonts w:cs="Calibri"/>
-              </w:rPr>
-              <w:t>) timings were captured.</w:t>
+              <w:t>- Cold A (492.78 ms), local-primary A (29.32 ms), and secondary-cache B (364.90 ms) timings were captured.</w:t>
             </w:r>
           </w:p>
         </w:tc>
@@ -1949,14 +1552,7 @@
               <w:rPr>
                 <w:rFonts w:cs="Calibri"/>
               </w:rPr>
-              <w:t xml:space="preserve">Three timings are recorded with the serving layer identified. No faster/slower ordering is required; environment </w:t>
-            </w:r>
-            <w:r>
-              <w:rPr>
-                <w:rFonts w:cs="Calibri"/>
-              </w:rPr>
-              <w:lastRenderedPageBreak/>
-              <w:t>and application work affect elapsed time.</w:t>
+              <w:t>Three timings are recorded with the serving layer identified. No faster/slower ordering is required; environment and application work affect elapsed time.</w:t>
             </w:r>
           </w:p>
         </w:tc>
@@ -1984,7 +1580,6 @@
               <w:rPr>
                 <w:rFonts w:cs="Calibri"/>
               </w:rPr>
-              <w:lastRenderedPageBreak/>
               <w:t>TC-11</w:t>
             </w:r>
           </w:p>
@@ -2011,21 +1606,7 @@
               <w:rPr>
                 <w:rFonts w:cs="Calibri"/>
               </w:rPr>
-              <w:t xml:space="preserve">Verify that normal </w:t>
-            </w:r>
-            <w:proofErr w:type="spellStart"/>
-            <w:r>
-              <w:rPr>
-                <w:rFonts w:cs="Calibri"/>
-              </w:rPr>
-              <w:t>CacheView</w:t>
-            </w:r>
-            <w:proofErr w:type="spellEnd"/>
-            <w:r>
-              <w:rPr>
-                <w:rFonts w:cs="Calibri"/>
-              </w:rPr>
-              <w:t xml:space="preserve"> flows create no unexpected browser Console errors or warnings.</w:t>
+              <w:t>Verify that normal CacheView flows create no unexpected browser Console errors or warnings.</w:t>
             </w:r>
           </w:p>
         </w:tc>
@@ -2079,12 +1660,168 @@
                 <w:rFonts w:cs="Calibri"/>
               </w:rPr>
               <w:t>Only normal browser navigation messages appear. No application Console errors or warnings occur for the normal flows.</w:t>
+            </w:r>
+          </w:p>
+        </w:tc>
+      </w:tr>
+      <w:tr>
+        <w:tc>
+          <w:tcPr>
+            <w:tcW w:w="1112" w:type="dxa"/>
+            <w:tcBorders>
+              <w:top w:val="single" w:sz="8" w:space="0" w:color="A3A3A3"/>
+              <w:left w:val="single" w:sz="8" w:space="0" w:color="A3A3A3"/>
+              <w:bottom w:val="single" w:sz="8" w:space="0" w:color="A3A3A3"/>
+              <w:right w:val="single" w:sz="8" w:space="0" w:color="A3A3A3"/>
+            </w:tcBorders>
+            <w:tcMar>
+              <w:top w:w="80" w:type="dxa"/>
+              <w:left w:w="80" w:type="dxa"/>
+              <w:bottom w:w="80" w:type="dxa"/>
+              <w:right w:w="80" w:type="dxa"/>
+            </w:tcMar>
+          </w:tcPr>
+          <w:p>
+            <w:pPr>
+              <w:rPr>
+                <w:rFonts w:cs="Calibri"/>
+              </w:rPr>
+            </w:pPr>
+            <w:r>
+              <w:rPr>
+                <w:rFonts w:cs="Calibri"/>
+              </w:rPr>
+              <w:t>TC-12</w:t>
+            </w:r>
+          </w:p>
+        </w:tc>
+        <w:tc>
+          <w:tcPr>
+            <w:tcW w:w="2706" w:type="dxa"/>
+            <w:tcBorders>
+              <w:top w:val="single" w:sz="8" w:space="0" w:color="A3A3A3"/>
+              <w:left w:val="single" w:sz="8" w:space="0" w:color="A3A3A3"/>
+              <w:bottom w:val="single" w:sz="8" w:space="0" w:color="A3A3A3"/>
+              <w:right w:val="single" w:sz="8" w:space="0" w:color="A3A3A3"/>
+            </w:tcBorders>
+            <w:tcMar>
+              <w:top w:w="80" w:type="dxa"/>
+              <w:left w:w="80" w:type="dxa"/>
+              <w:bottom w:w="80" w:type="dxa"/>
+              <w:right w:w="80" w:type="dxa"/>
+            </w:tcMar>
+          </w:tcPr>
+          <w:p>
+            <w:pPr>
+              <w:rPr>
+                <w:rFonts w:cs="Calibri"/>
+              </w:rPr>
+            </w:pPr>
+            <w:r>
+              <w:rPr>
+                <w:rFonts w:cs="Calibri"/>
+              </w:rPr>
+              <w:t>In-memory sliding expiration</w:t>
+            </w:r>
+          </w:p>
+        </w:tc>
+        <w:tc>
+          <w:tcPr>
+            <w:tcW w:w="2693" w:type="dxa"/>
+            <w:tcBorders>
+              <w:top w:val="single" w:sz="8" w:space="0" w:color="A3A3A3"/>
+              <w:left w:val="single" w:sz="8" w:space="0" w:color="A3A3A3"/>
+              <w:bottom w:val="single" w:sz="8" w:space="0" w:color="A3A3A3"/>
+              <w:right w:val="single" w:sz="8" w:space="0" w:color="A3A3A3"/>
+            </w:tcBorders>
+          </w:tcPr>
+          <w:p>
+            <w:pPr>
+              <w:rPr>
+                <w:rFonts w:cs="Calibri"/>
+              </w:rPr>
+            </w:pPr>
+            <w:r>
+              <w:rPr>
+                <w:rFonts w:cs="Calibri"/>
+                <w:b/>
+                <w:bCs/>
+              </w:rPr>
+              <w:t>Pass-</w:t>
+            </w:r>
+            <w:r>
+              <w:rPr>
+                <w:rFonts w:cs="Calibri"/>
+              </w:rPr>
+              <w:t>With Validation:UseHybridCache=false, /sliding rendered successfully. The Guid was reused within 10 seconds and replaced after more than 10 seconds idle. No exception occurred.</w:t>
+            </w:r>
+          </w:p>
+        </w:tc>
+        <w:tc>
+          <w:tcPr>
+            <w:tcW w:w="2829" w:type="dxa"/>
+            <w:tcBorders>
+              <w:top w:val="single" w:sz="8" w:space="0" w:color="A3A3A3"/>
+              <w:left w:val="single" w:sz="8" w:space="0" w:color="A3A3A3"/>
+              <w:bottom w:val="single" w:sz="8" w:space="0" w:color="A3A3A3"/>
+              <w:right w:val="single" w:sz="8" w:space="0" w:color="A3A3A3"/>
+            </w:tcBorders>
+            <w:tcMar>
+              <w:top w:w="80" w:type="dxa"/>
+              <w:left w:w="80" w:type="dxa"/>
+              <w:bottom w:w="80" w:type="dxa"/>
+              <w:right w:w="80" w:type="dxa"/>
+            </w:tcMar>
+          </w:tcPr>
+          <w:p>
+            <w:pPr>
+              <w:rPr>
+                <w:rFonts w:cs="Calibri"/>
+              </w:rPr>
+            </w:pPr>
+            <w:r>
+              <w:rPr>
+                <w:rFonts w:cs="Calibri"/>
+              </w:rPr>
+              <w:t>The default in-memory CacheView store supports ExpiresSliding: the entry is reused during the sliding window and expires after an idle period longer than 10 seconds.</w:t>
             </w:r>
           </w:p>
         </w:tc>
       </w:tr>
     </w:tbl>
     <w:p/>
+    <w:p>
+      <w:pPr>
+        <w:rPr>
+          <w:b/>
+          <w:bCs/>
+        </w:rPr>
+      </w:pPr>
+    </w:p>
+    <w:p>
+      <w:pPr>
+        <w:rPr>
+          <w:b/>
+          <w:bCs/>
+        </w:rPr>
+      </w:pPr>
+    </w:p>
+    <w:p>
+      <w:pPr>
+        <w:rPr>
+          <w:b/>
+          <w:bCs/>
+        </w:rPr>
+      </w:pPr>
+    </w:p>
+    <w:p>
+      <w:pPr>
+        <w:rPr>
+          <w:b/>
+          <w:bCs/>
+        </w:rPr>
+      </w:pPr>
+    </w:p>
     <w:p>
       <w:pPr>
         <w:rPr>
@@ -2097,6 +1834,7 @@
           <w:b/>
           <w:bCs/>
         </w:rPr>
+        <w:lastRenderedPageBreak/>
         <w:t>Coverage map</w:t>
       </w:r>
     </w:p>
@@ -2119,10 +1857,10 @@
         <w:tblDescription w:val=""/>
       </w:tblPr>
       <w:tblGrid>
-        <w:gridCol w:w="2138"/>
-        <w:gridCol w:w="3638"/>
-        <w:gridCol w:w="2190"/>
-        <w:gridCol w:w="1384"/>
+        <w:gridCol w:w="1453"/>
+        <w:gridCol w:w="4932"/>
+        <w:gridCol w:w="1810"/>
+        <w:gridCol w:w="1155"/>
       </w:tblGrid>
       <w:tr>
         <w:tc>
@@ -2558,13 +2296,8 @@
             <w:hideMark/>
           </w:tcPr>
           <w:p>
-            <w:proofErr w:type="spellStart"/>
-            <w:r>
-              <w:t>NotSupportedException</w:t>
-            </w:r>
-            <w:proofErr w:type="spellEnd"/>
-            <w:r>
-              <w:t> captured</w:t>
+            <w:r>
+              <w:t>NotSupportedException captured</w:t>
             </w:r>
           </w:p>
         </w:tc>
@@ -2635,7 +2368,6 @@
           </w:tcPr>
           <w:p>
             <w:r>
-              <w:lastRenderedPageBreak/>
               <w:t>Relative and absolute-clock expiration</w:t>
             </w:r>
           </w:p>
@@ -2659,21 +2391,8 @@
           </w:tcPr>
           <w:p>
             <w:r>
-              <w:t>20-second </w:t>
-            </w:r>
-            <w:proofErr w:type="spellStart"/>
-            <w:r>
-              <w:t>ExpiresAfter</w:t>
-            </w:r>
-            <w:proofErr w:type="spellEnd"/>
-            <w:r>
-              <w:t>; 45-second </w:t>
-            </w:r>
-            <w:proofErr w:type="spellStart"/>
-            <w:r>
-              <w:t>ExpiresOn</w:t>
-            </w:r>
-            <w:proofErr w:type="spellEnd"/>
+              <w:t>20-second ExpiresAfter; 45-second ExpiresOn</w:t>
+            </w:r>
           </w:p>
         </w:tc>
         <w:tc>
@@ -2743,7 +2462,11 @@
           </w:tcPr>
           <w:p>
             <w:r>
-              <w:t>Backing-store outage: local hit, new-key backend attempt, recovery</w:t>
+              <w:t xml:space="preserve">Backing-store outage: local hit, new-key backend </w:t>
+            </w:r>
+            <w:r>
+              <w:lastRenderedPageBreak/>
+              <w:t>attempt, recovery</w:t>
             </w:r>
           </w:p>
         </w:tc>
@@ -2766,6 +2489,7 @@
           </w:tcPr>
           <w:p>
             <w:r>
+              <w:lastRenderedPageBreak/>
               <w:t>Redis stopped/restarted; A/B behavior and logs captured</w:t>
             </w:r>
           </w:p>
@@ -2860,15 +2584,7 @@
           </w:tcPr>
           <w:p>
             <w:r>
-              <w:t xml:space="preserve">4 KB output with 1 KB limit and </w:t>
-            </w:r>
-            <w:proofErr w:type="spellStart"/>
-            <w:r>
-              <w:t>HybridCache</w:t>
-            </w:r>
-            <w:proofErr w:type="spellEnd"/>
-            <w:r>
-              <w:t xml:space="preserve"> rejection</w:t>
+              <w:t>4 KB output with 1 KB limit and HybridCache rejection</w:t>
             </w:r>
           </w:p>
         </w:tc>
@@ -3056,29 +2772,8 @@
           </w:tcPr>
           <w:p>
             <w:r>
-              <w:t xml:space="preserve">492.78 </w:t>
-            </w:r>
-            <w:proofErr w:type="spellStart"/>
-            <w:r>
-              <w:t>ms</w:t>
-            </w:r>
-            <w:proofErr w:type="spellEnd"/>
-            <w:r>
-              <w:t xml:space="preserve">, 29.32 </w:t>
-            </w:r>
-            <w:proofErr w:type="spellStart"/>
-            <w:r>
-              <w:t>ms</w:t>
-            </w:r>
-            <w:proofErr w:type="spellEnd"/>
-            <w:r>
-              <w:t xml:space="preserve">, 364.90 </w:t>
-            </w:r>
-            <w:proofErr w:type="spellStart"/>
-            <w:r>
-              <w:t>ms</w:t>
-            </w:r>
-            <w:proofErr w:type="spellEnd"/>
+              <w:t>492.78 ms, 29.32 ms, 364.90 ms</w:t>
+            </w:r>
           </w:p>
         </w:tc>
         <w:tc>
@@ -3335,13 +3030,8 @@
             <w:hideMark/>
           </w:tcPr>
           <w:p>
-            <w:proofErr w:type="spellStart"/>
-            <w:r>
-              <w:t>HybridCache</w:t>
-            </w:r>
-            <w:proofErr w:type="spellEnd"/>
-            <w:r>
-              <w:t>-selection documentation answer</w:t>
+            <w:r>
+              <w:t>HybridCache-selection documentation answer</w:t>
             </w:r>
           </w:p>
         </w:tc>
@@ -3364,23 +3054,7 @@
           </w:tcPr>
           <w:p>
             <w:r>
-              <w:t xml:space="preserve">README records that registered </w:t>
-            </w:r>
-            <w:proofErr w:type="spellStart"/>
-            <w:r>
-              <w:t>HybridCache</w:t>
-            </w:r>
-            <w:proofErr w:type="spellEnd"/>
-            <w:r>
-              <w:t xml:space="preserve"> </w:t>
-            </w:r>
-            <w:proofErr w:type="gramStart"/>
-            <w:r>
-              <w:t>is</w:t>
-            </w:r>
-            <w:proofErr w:type="gramEnd"/>
-            <w:r>
-              <w:t xml:space="preserve"> selected automatically</w:t>
+              <w:t>README records that registered HybridCache is selected automatically</w:t>
             </w:r>
           </w:p>
         </w:tc>
@@ -3451,7 +3125,11 @@
           </w:tcPr>
           <w:p>
             <w:r>
-              <w:t>Sliding-expiration documentation answer</w:t>
+              <w:t xml:space="preserve">Sliding-expiration </w:t>
+            </w:r>
+            <w:r>
+              <w:lastRenderedPageBreak/>
+              <w:t>documentation answer</w:t>
             </w:r>
           </w:p>
         </w:tc>
@@ -3474,6 +3152,7 @@
           </w:tcPr>
           <w:p>
             <w:r>
+              <w:lastRenderedPageBreak/>
               <w:t>README records the documented limitation/alternatives</w:t>
             </w:r>
           </w:p>
@@ -3517,6 +3196,105 @@
               <w:right w:w="80" w:type="dxa"/>
             </w:tcMar>
             <w:hideMark/>
+          </w:tcPr>
+          <w:p>
+            <w:r>
+              <w:t>Covered</w:t>
+            </w:r>
+          </w:p>
+        </w:tc>
+      </w:tr>
+      <w:tr>
+        <w:tc>
+          <w:tcPr>
+            <w:tcW w:w="2221" w:type="dxa"/>
+            <w:tcBorders>
+              <w:top w:val="single" w:sz="8" w:space="0" w:color="A3A3A3"/>
+              <w:left w:val="single" w:sz="8" w:space="0" w:color="A3A3A3"/>
+              <w:bottom w:val="single" w:sz="8" w:space="0" w:color="A3A3A3"/>
+              <w:right w:val="single" w:sz="8" w:space="0" w:color="A3A3A3"/>
+            </w:tcBorders>
+            <w:tcMar>
+              <w:top w:w="80" w:type="dxa"/>
+              <w:left w:w="80" w:type="dxa"/>
+              <w:bottom w:w="80" w:type="dxa"/>
+              <w:right w:w="80" w:type="dxa"/>
+            </w:tcMar>
+          </w:tcPr>
+          <w:p>
+            <w:r>
+              <w:t>In-memory sliding expiration control</w:t>
+            </w:r>
+          </w:p>
+        </w:tc>
+        <w:tc>
+          <w:tcPr>
+            <w:tcW w:w="3595" w:type="dxa"/>
+            <w:tcBorders>
+              <w:top w:val="single" w:sz="8" w:space="0" w:color="A3A3A3"/>
+              <w:left w:val="single" w:sz="8" w:space="0" w:color="A3A3A3"/>
+              <w:bottom w:val="single" w:sz="8" w:space="0" w:color="A3A3A3"/>
+              <w:right w:val="single" w:sz="8" w:space="0" w:color="A3A3A3"/>
+            </w:tcBorders>
+            <w:tcMar>
+              <w:top w:w="80" w:type="dxa"/>
+              <w:left w:w="80" w:type="dxa"/>
+              <w:bottom w:w="80" w:type="dxa"/>
+              <w:right w:w="80" w:type="dxa"/>
+            </w:tcMar>
+          </w:tcPr>
+          <w:p>
+            <w:r>
+              <w:rPr>
+                <w:rFonts w:cs="Calibri"/>
+              </w:rPr>
+              <w:t xml:space="preserve">Passed </w:t>
+            </w:r>
+            <w:r>
+              <w:rPr>
+                <w:rFonts w:cs="Calibri"/>
+              </w:rPr>
+              <w:t>With Validation:UseHybridCache=false, /sliding rendered successfully.</w:t>
+            </w:r>
+          </w:p>
+        </w:tc>
+        <w:tc>
+          <w:tcPr>
+            <w:tcW w:w="2165" w:type="dxa"/>
+            <w:tcBorders>
+              <w:top w:val="single" w:sz="8" w:space="0" w:color="A3A3A3"/>
+              <w:left w:val="single" w:sz="8" w:space="0" w:color="A3A3A3"/>
+              <w:bottom w:val="single" w:sz="8" w:space="0" w:color="A3A3A3"/>
+              <w:right w:val="single" w:sz="8" w:space="0" w:color="A3A3A3"/>
+            </w:tcBorders>
+            <w:tcMar>
+              <w:top w:w="80" w:type="dxa"/>
+              <w:left w:w="80" w:type="dxa"/>
+              <w:bottom w:w="80" w:type="dxa"/>
+              <w:right w:w="80" w:type="dxa"/>
+            </w:tcMar>
+          </w:tcPr>
+          <w:p>
+            <w:r>
+              <w:t>TC-12</w:t>
+            </w:r>
+          </w:p>
+        </w:tc>
+        <w:tc>
+          <w:tcPr>
+            <w:tcW w:w="1369" w:type="dxa"/>
+            <w:tcBorders>
+              <w:top w:val="single" w:sz="8" w:space="0" w:color="A3A3A3"/>
+              <w:left w:val="single" w:sz="8" w:space="0" w:color="A3A3A3"/>
+              <w:bottom w:val="single" w:sz="8" w:space="0" w:color="A3A3A3"/>
+              <w:right w:val="single" w:sz="8" w:space="0" w:color="A3A3A3"/>
+            </w:tcBorders>
+            <w:tcMar>
+              <w:top w:w="80" w:type="dxa"/>
+              <w:left w:w="80" w:type="dxa"/>
+              <w:bottom w:w="80" w:type="dxa"/>
+              <w:right w:w="80" w:type="dxa"/>
+            </w:tcMar>
           </w:tcPr>
           <w:p>
             <w:r>
@@ -3540,7 +3318,6 @@
           <w:b/>
           <w:bCs/>
         </w:rPr>
-        <w:lastRenderedPageBreak/>
         <w:t>Build details:</w:t>
       </w:r>
       <w:r>
@@ -3550,8 +3327,6 @@
         <w:t>Build succeeded using SDK 11.0.100-rc.1.26425.128 with 0 Warning(s) and 0 Error(s).</w:t>
       </w:r>
     </w:p>
-    <w:p/>
-    <w:p/>
     <w:sectPr>
       <w:pgSz w:w="12240" w:h="15840"/>
       <w:pgMar w:top="1440" w:right="1440" w:bottom="1440" w:left="1440" w:header="720" w:footer="720" w:gutter="0"/>
@@ -4287,7 +4062,6 @@
   <w:style w:type="character" w:default="1" w:styleId="DefaultParagraphFont">
     <w:name w:val="Default Paragraph Font"/>
     <w:uiPriority w:val="1"/>
-    <w:semiHidden/>
     <w:unhideWhenUsed/>
   </w:style>
   <w:style w:type="table" w:default="1" w:styleId="TableNormal">
